--- a/Elton Fonseca de Mattos.docx
+++ b/Elton Fonseca de Mattos.docx
@@ -236,13 +236,27 @@
           <w:rFonts w:cs="Calibri (Body)"/>
           <w:szCs w:val="20"/>
         </w:rPr>
-        <w:t>365/Dataverse</w:t>
+        <w:t>365/Datavers</w:t>
       </w:r>
       <w:r>
         <w:rPr>
           <w:rFonts w:cs="Calibri (Body)"/>
           <w:szCs w:val="20"/>
         </w:rPr>
+        <w:t xml:space="preserve">e </w:t>
+      </w:r>
+      <w:r>
+        <w:rPr>
+          <w:rFonts w:cs="Calibri (Body)"/>
+          <w:szCs w:val="20"/>
+        </w:rPr>
+        <w:t>e Power Platform</w:t>
+      </w:r>
+      <w:r>
+        <w:rPr>
+          <w:rFonts w:cs="Calibri (Body)"/>
+          <w:szCs w:val="20"/>
+        </w:rPr>
         <w:t>.</w:t>
       </w:r>
     </w:p>
@@ -267,49 +281,49 @@
           <w:rFonts w:cs="Calibri (Body)"/>
           <w:szCs w:val="20"/>
         </w:rPr>
-        <w:t xml:space="preserve"> 9 anos de experiência com desenvolvimento para Microsoft Power Platform</w:t>
+        <w:t xml:space="preserve"> </w:t>
       </w:r>
       <w:r>
         <w:rPr>
           <w:rFonts w:cs="Calibri (Body)"/>
           <w:szCs w:val="20"/>
         </w:rPr>
-        <w:t xml:space="preserve"> e Dynamics (CRM 2011 a 365)</w:t>
+        <w:t>10</w:t>
       </w:r>
       <w:r>
         <w:rPr>
           <w:rFonts w:cs="Calibri (Body)"/>
           <w:szCs w:val="20"/>
         </w:rPr>
-        <w:t xml:space="preserve"> usando </w:t>
+        <w:t> anos de experiência com desenvolvimento para Microsoft Power Platform</w:t>
       </w:r>
       <w:r>
         <w:rPr>
           <w:rFonts w:cs="Calibri (Body)"/>
           <w:szCs w:val="20"/>
         </w:rPr>
-        <w:t>l</w:t>
+        <w:t xml:space="preserve"> e Dynamics (CRM 2011 a 365)</w:t>
       </w:r>
       <w:r>
         <w:rPr>
           <w:rFonts w:cs="Calibri (Body)"/>
           <w:szCs w:val="20"/>
         </w:rPr>
-        <w:t>inguagens</w:t>
+        <w:t xml:space="preserve"> usando </w:t>
       </w:r>
       <w:r>
         <w:rPr>
           <w:rFonts w:cs="Calibri (Body)"/>
           <w:szCs w:val="20"/>
         </w:rPr>
-        <w:t xml:space="preserve"> </w:t>
+        <w:t>l</w:t>
       </w:r>
       <w:r>
         <w:rPr>
           <w:rFonts w:cs="Calibri (Body)"/>
           <w:szCs w:val="20"/>
         </w:rPr>
-        <w:t>de</w:t>
+        <w:t>inguagens</w:t>
       </w:r>
       <w:r>
         <w:rPr>
@@ -323,7 +337,7 @@
           <w:rFonts w:cs="Calibri (Body)"/>
           <w:szCs w:val="20"/>
         </w:rPr>
-        <w:t>programação</w:t>
+        <w:t>de</w:t>
       </w:r>
       <w:r>
         <w:rPr>
@@ -337,7 +351,7 @@
           <w:rFonts w:cs="Calibri (Body)"/>
           <w:szCs w:val="20"/>
         </w:rPr>
-        <w:t>C#</w:t>
+        <w:t>programação</w:t>
       </w:r>
       <w:r>
         <w:rPr>
@@ -351,7 +365,7 @@
           <w:rFonts w:cs="Calibri (Body)"/>
           <w:szCs w:val="20"/>
         </w:rPr>
-        <w:t>e</w:t>
+        <w:t>C#</w:t>
       </w:r>
       <w:r>
         <w:rPr>
@@ -365,6 +379,20 @@
           <w:rFonts w:cs="Calibri (Body)"/>
           <w:szCs w:val="20"/>
         </w:rPr>
+        <w:t>e</w:t>
+      </w:r>
+      <w:r>
+        <w:rPr>
+          <w:rFonts w:cs="Calibri (Body)"/>
+          <w:szCs w:val="20"/>
+        </w:rPr>
+        <w:t xml:space="preserve"> </w:t>
+      </w:r>
+      <w:r>
+        <w:rPr>
+          <w:rFonts w:cs="Calibri (Body)"/>
+          <w:szCs w:val="20"/>
+        </w:rPr>
         <w:t>Javascript</w:t>
       </w:r>
     </w:p>
@@ -375,12 +403,14 @@
         <w:rPr>
           <w:rFonts w:cs="Calibri (Body)"/>
           <w:szCs w:val="20"/>
+          <w:lang w:val="en-US"/>
         </w:rPr>
       </w:pPr>
       <w:r>
         <w:rPr>
           <w:rFonts w:ascii="Segoe UI Emoji" w:hAnsi="Segoe UI Emoji" w:cs="Segoe UI Emoji"/>
           <w:szCs w:val="20"/>
+          <w:lang w:val="en-US"/>
         </w:rPr>
         <w:t>◾</w:t>
       </w:r>
@@ -388,8 +418,61 @@
         <w:rPr>
           <w:rFonts w:cs="Calibri (Body)"/>
           <w:szCs w:val="20"/>
-        </w:rPr>
-        <w:t xml:space="preserve"> Profissional certificado MCSA: Dynamics 365 e MCSE: Business Applications</w:t>
+          <w:lang w:val="en-US"/>
+        </w:rPr>
+        <w:t xml:space="preserve"> </w:t>
+      </w:r>
+      <w:proofErr w:type="spellStart"/>
+      <w:r>
+        <w:rPr>
+          <w:rFonts w:cs="Calibri (Body)"/>
+          <w:szCs w:val="20"/>
+          <w:lang w:val="en-US"/>
+        </w:rPr>
+        <w:t>Profissional</w:t>
+      </w:r>
+      <w:proofErr w:type="spellEnd"/>
+      <w:r>
+        <w:rPr>
+          <w:rFonts w:cs="Calibri (Body)"/>
+          <w:szCs w:val="20"/>
+          <w:lang w:val="en-US"/>
+        </w:rPr>
+        <w:t> </w:t>
+      </w:r>
+      <w:proofErr w:type="spellStart"/>
+      <w:r>
+        <w:rPr>
+          <w:rFonts w:cs="Calibri (Body)"/>
+          <w:szCs w:val="20"/>
+          <w:lang w:val="en-US"/>
+        </w:rPr>
+        <w:t>certificado</w:t>
+      </w:r>
+      <w:proofErr w:type="spellEnd"/>
+      <w:r>
+        <w:rPr>
+          <w:rFonts w:cs="Calibri (Body)"/>
+          <w:szCs w:val="20"/>
+          <w:lang w:val="en-US"/>
+        </w:rPr>
+        <w:t> </w:t>
+      </w:r>
+      <w:r>
+        <w:rPr>
+          <w:rFonts w:cs="Calibri (Body)"/>
+          <w:szCs w:val="20"/>
+          <w:lang w:val="en-US"/>
+        </w:rPr>
+        <w:t xml:space="preserve">MS Power Platform Solution Architect Expert, </w:t>
+      </w:r>
+      <w:r>
+        <w:rPr>
+          <w:rFonts w:cs="Calibri (Body)"/>
+          <w:szCs w:val="20"/>
+          <w:lang w:val="en-US"/>
+        </w:rPr>
+        <w:t>MCSA: Dynamics 365 e MCSE: Business Applications</w:t>
       </w:r>
     </w:p>
     <w:p>
@@ -448,7 +531,25 @@
         <w:rPr>
           <w:lang w:bidi="pt-BR"/>
         </w:rPr>
-        <w:t>Jun/2022 - Atual</w:t>
+        <w:t xml:space="preserve">Jun/2022 </w:t>
+      </w:r>
+      <w:r>
+        <w:rPr>
+          <w:lang w:bidi="pt-BR"/>
+        </w:rPr>
+        <w:t>–</w:t>
+      </w:r>
+      <w:r>
+        <w:rPr>
+          <w:lang w:bidi="pt-BR"/>
+        </w:rPr>
+        <w:t xml:space="preserve"> </w:t>
+      </w:r>
+      <w:r>
+        <w:rPr>
+          <w:lang w:bidi="pt-BR"/>
+        </w:rPr>
+        <w:t>Jul/2024</w:t>
       </w:r>
     </w:p>
     <w:p>
@@ -1010,6 +1111,79 @@
         </w:rPr>
       </w:pPr>
       <w:r>
+        <w:t>Pós-graduação Lato Sensu - Especialização, Arquitetura de Sistemas .NET com Azure</w:t>
+      </w:r>
+    </w:p>
+    <w:p>
+      <w:pPr>
+        <w:pStyle w:val="Heading3"/>
+        <w:tabs>
+          <w:tab w:val="clear" w:pos="9360"/>
+          <w:tab w:val="right" w:pos="10348"/>
+        </w:tabs>
+        <w:ind w:right="118"/>
+      </w:pPr>
+      <w:r>
+        <w:t>FIAP</w:t>
+      </w:r>
+    </w:p>
+    <w:p>
+      <w:pPr>
+        <w:pStyle w:val="Heading3"/>
+        <w:tabs>
+          <w:tab w:val="clear" w:pos="9360"/>
+          <w:tab w:val="right" w:pos="10348"/>
+        </w:tabs>
+        <w:ind w:right="118"/>
+      </w:pPr>
+      <w:r>
+        <w:rPr>
+          <w:lang w:bidi="pt-BR"/>
+        </w:rPr>
+        <w:tab/>
+      </w:r>
+      <w:r>
+        <w:rPr>
+          <w:lang w:bidi="pt-BR"/>
+        </w:rPr>
+        <w:t>Mar</w:t>
+      </w:r>
+      <w:r>
+        <w:rPr>
+          <w:lang w:bidi="pt-BR"/>
+        </w:rPr>
+        <w:t>/20</w:t>
+      </w:r>
+      <w:r>
+        <w:rPr>
+          <w:lang w:bidi="pt-BR"/>
+        </w:rPr>
+        <w:t>24</w:t>
+      </w:r>
+      <w:r>
+        <w:rPr>
+          <w:lang w:bidi="pt-BR"/>
+        </w:rPr>
+        <w:t xml:space="preserve"> - </w:t>
+      </w:r>
+      <w:r>
+        <w:t>Fev</w:t>
+      </w:r>
+      <w:r>
+        <w:t>/20</w:t>
+      </w:r>
+      <w:r>
+        <w:t>25</w:t>
+      </w:r>
+    </w:p>
+    <w:p>
+      <w:pPr>
+        <w:pStyle w:val="Heading2"/>
+        <w:rPr>
+          <w:rFonts w:eastAsiaTheme="minorEastAsia"/>
+        </w:rPr>
+      </w:pPr>
+      <w:r>
         <w:t>Bacharelado em Ciência da Computação</w:t>
       </w:r>
     </w:p>
@@ -1112,11 +1286,12 @@
       <w:r>
         <w:rPr>
           <w:rFonts w:ascii="Segoe UI Semibold" w:eastAsiaTheme="majorEastAsia" w:hAnsi="Segoe UI Semibold" w:cstheme="majorBidi"/>
+          <w:noProof/>
           <w:szCs w:val="26"/>
           <w:lang w:val="en-US"/>
         </w:rPr>
         <w:drawing>
-          <wp:anchor distT="0" distB="0" distL="114300" distR="114300" simplePos="0" relativeHeight="251679744" behindDoc="0" locked="0" layoutInCell="1" allowOverlap="1" wp14:anchorId="38940525" wp14:editId="133CC69B">
+          <wp:anchor distT="0" distB="0" distL="114300" distR="114300" simplePos="0" relativeHeight="251679744" behindDoc="0" locked="0" layoutInCell="1" allowOverlap="1" wp14:anchorId="38940525" wp14:editId="3AF0088B">
             <wp:simplePos x="0" y="0"/>
             <wp:positionH relativeFrom="margin">
               <wp:align>left</wp:align>
@@ -1253,11 +1428,12 @@
       <w:r>
         <w:rPr>
           <w:rFonts w:ascii="Segoe UI Semibold" w:eastAsiaTheme="majorEastAsia" w:hAnsi="Segoe UI Semibold" w:cstheme="majorBidi"/>
+          <w:noProof/>
           <w:szCs w:val="26"/>
           <w:lang w:val="en-US"/>
         </w:rPr>
         <w:drawing>
-          <wp:anchor distT="0" distB="0" distL="114300" distR="114300" simplePos="0" relativeHeight="251677696" behindDoc="0" locked="0" layoutInCell="1" allowOverlap="1" wp14:anchorId="3AB655E1" wp14:editId="272D6307">
+          <wp:anchor distT="0" distB="0" distL="114300" distR="114300" simplePos="0" relativeHeight="251677696" behindDoc="0" locked="0" layoutInCell="1" allowOverlap="1" wp14:anchorId="3AB655E1" wp14:editId="3610BB59">
             <wp:simplePos x="0" y="0"/>
             <wp:positionH relativeFrom="margin">
               <wp:align>left</wp:align>
@@ -1565,7 +1741,7 @@
           <w:noProof/>
         </w:rPr>
         <w:drawing>
-          <wp:anchor distT="0" distB="0" distL="114300" distR="114300" simplePos="0" relativeHeight="251670528" behindDoc="0" locked="0" layoutInCell="1" allowOverlap="1" wp14:anchorId="44E1D72F" wp14:editId="0BCF34E8">
+          <wp:anchor distT="0" distB="0" distL="114300" distR="114300" simplePos="0" relativeHeight="251670528" behindDoc="0" locked="0" layoutInCell="1" allowOverlap="1" wp14:anchorId="44E1D72F" wp14:editId="0B076740">
             <wp:simplePos x="0" y="0"/>
             <wp:positionH relativeFrom="margin">
               <wp:align>left</wp:align>
@@ -1700,7 +1876,7 @@
           <w:szCs w:val="26"/>
         </w:rPr>
         <w:drawing>
-          <wp:anchor distT="0" distB="0" distL="114300" distR="114300" simplePos="0" relativeHeight="251667456" behindDoc="0" locked="0" layoutInCell="1" allowOverlap="1" wp14:anchorId="09BE431B" wp14:editId="376DD69E">
+          <wp:anchor distT="0" distB="0" distL="114300" distR="114300" simplePos="0" relativeHeight="251667456" behindDoc="0" locked="0" layoutInCell="1" allowOverlap="1" wp14:anchorId="09BE431B" wp14:editId="3D69484C">
             <wp:simplePos x="0" y="0"/>
             <wp:positionH relativeFrom="margin">
               <wp:align>left</wp:align>
@@ -2901,7 +3077,7 @@
         <v:path o:extrusionok="f" gradientshapeok="t" o:connecttype="rect"/>
         <o:lock v:ext="edit" aspectratio="t"/>
       </v:shapetype>
-      <v:shape id="_x0000_i1050" type="#_x0000_t75" alt="Ícone&#10;&#10;Descrição gerada automaticamente" style="width:55.8pt;height:48pt;flip:x;visibility:visible;mso-wrap-style:square" o:bullet="t">
+      <v:shape id="_x0000_i1038" type="#_x0000_t75" alt="Ícone&#10;&#10;Descrição gerada automaticamente" style="width:55.5pt;height:48pt;flip:x;visibility:visible;mso-wrap-style:square" o:bullet="t">
         <v:imagedata r:id="rId1" o:title="Ícone&#10;&#10;Descrição gerada automaticamente"/>
       </v:shape>
     </w:pict>
@@ -4882,15 +5058,16 @@
 </file>
 
 <file path=customXml/item2.xml><?xml version="1.0" encoding="utf-8"?>
-<?mso-contentType ?>
-<FormTemplates xmlns="http://schemas.microsoft.com/sharepoint/v3/contenttype/forms">
-  <Display>DocumentLibraryForm</Display>
-  <Edit>DocumentLibraryForm</Edit>
-  <New>DocumentLibraryForm</New>
-</FormTemplates>
+<p:properties xmlns:p="http://schemas.microsoft.com/office/2006/metadata/properties" xmlns:xsi="http://www.w3.org/2001/XMLSchema-instance" xmlns:pc="http://schemas.microsoft.com/office/infopath/2007/PartnerControls">
+  <documentManagement/>
+</p:properties>
 </file>
 
 <file path=customXml/item3.xml><?xml version="1.0" encoding="utf-8"?>
+<b:Sources xmlns:b="http://schemas.openxmlformats.org/officeDocument/2006/bibliography" xmlns="http://schemas.openxmlformats.org/officeDocument/2006/bibliography" SelectedStyle="\APASixthEditionOfficeOnline.xsl" StyleName="APA" Version="6"/>
+</file>
+
+<file path=customXml/item4.xml><?xml version="1.0" encoding="utf-8"?>
 <ct:contentTypeSchema xmlns:ct="http://schemas.microsoft.com/office/2006/metadata/contentType" xmlns:ma="http://schemas.microsoft.com/office/2006/metadata/properties/metaAttributes" ct:_="" ma:_="" ma:contentTypeName="Documento" ma:contentTypeID="0x010100E8AD719C611C944B97EA995374942C12" ma:contentTypeVersion="11" ma:contentTypeDescription="Crear nuevo documento." ma:contentTypeScope="" ma:versionID="263725433e069dab5493f0a82421ce69">
   <xsd:schema xmlns:xsd="http://www.w3.org/2001/XMLSchema" xmlns:xs="http://www.w3.org/2001/XMLSchema" xmlns:p="http://schemas.microsoft.com/office/2006/metadata/properties" xmlns:ns3="6745fe0c-ad7a-4617-a8ca-e6134a19140c" xmlns:ns4="ee60325f-ca2b-4158-9c43-9a41039b3d97" targetNamespace="http://schemas.microsoft.com/office/2006/metadata/properties" ma:root="true" ma:fieldsID="96afa8ca5a75e8fcc7887517df59cde0" ns3:_="" ns4:_="">
     <xsd:import namespace="6745fe0c-ad7a-4617-a8ca-e6134a19140c"/>
@@ -5099,14 +5276,13 @@
 </ct:contentTypeSchema>
 </file>
 
-<file path=customXml/item4.xml><?xml version="1.0" encoding="utf-8"?>
-<b:Sources xmlns:b="http://schemas.openxmlformats.org/officeDocument/2006/bibliography" xmlns="http://schemas.openxmlformats.org/officeDocument/2006/bibliography" SelectedStyle="\APASixthEditionOfficeOnline.xsl" StyleName="APA" Version="6"/>
-</file>
-
 <file path=customXml/item5.xml><?xml version="1.0" encoding="utf-8"?>
-<p:properties xmlns:p="http://schemas.microsoft.com/office/2006/metadata/properties" xmlns:xsi="http://www.w3.org/2001/XMLSchema-instance" xmlns:pc="http://schemas.microsoft.com/office/infopath/2007/PartnerControls">
-  <documentManagement/>
-</p:properties>
+<?mso-contentType ?>
+<FormTemplates xmlns="http://schemas.microsoft.com/sharepoint/v3/contenttype/forms">
+  <Display>DocumentLibraryForm</Display>
+  <Edit>DocumentLibraryForm</Edit>
+  <New>DocumentLibraryForm</New>
+</FormTemplates>
 </file>
 
 <file path=customXml/itemProps1.xml><?xml version="1.0" encoding="utf-8"?>
@@ -5118,14 +5294,23 @@
 </file>
 
 <file path=customXml/itemProps2.xml><?xml version="1.0" encoding="utf-8"?>
-<ds:datastoreItem xmlns:ds="http://schemas.openxmlformats.org/officeDocument/2006/customXml" ds:itemID="{AA746FB5-EEF2-4EB7-81F3-9E92166DF160}">
+<ds:datastoreItem xmlns:ds="http://schemas.openxmlformats.org/officeDocument/2006/customXml" ds:itemID="{D166F14D-557D-424E-9636-D42330ECA826}">
   <ds:schemaRefs>
-    <ds:schemaRef ds:uri="http://schemas.microsoft.com/sharepoint/v3/contenttype/forms"/>
+    <ds:schemaRef ds:uri="http://schemas.microsoft.com/office/2006/metadata/properties"/>
+    <ds:schemaRef ds:uri="http://schemas.microsoft.com/office/infopath/2007/PartnerControls"/>
   </ds:schemaRefs>
 </ds:datastoreItem>
 </file>
 
 <file path=customXml/itemProps3.xml><?xml version="1.0" encoding="utf-8"?>
+<ds:datastoreItem xmlns:ds="http://schemas.openxmlformats.org/officeDocument/2006/customXml" ds:itemID="{40B7BC0D-6EAC-4652-ABF4-4BF19657B974}">
+  <ds:schemaRefs>
+    <ds:schemaRef ds:uri="http://schemas.openxmlformats.org/officeDocument/2006/bibliography"/>
+  </ds:schemaRefs>
+</ds:datastoreItem>
+</file>
+
+<file path=customXml/itemProps4.xml><?xml version="1.0" encoding="utf-8"?>
 <ds:datastoreItem xmlns:ds="http://schemas.openxmlformats.org/officeDocument/2006/customXml" ds:itemID="{37A40627-DF93-40EE-99BE-E45B9B84719C}">
   <ds:schemaRefs>
     <ds:schemaRef ds:uri="http://schemas.microsoft.com/office/2006/metadata/contentType"/>
@@ -5144,19 +5329,10 @@
 </ds:datastoreItem>
 </file>
 
-<file path=customXml/itemProps4.xml><?xml version="1.0" encoding="utf-8"?>
-<ds:datastoreItem xmlns:ds="http://schemas.openxmlformats.org/officeDocument/2006/customXml" ds:itemID="{40B7BC0D-6EAC-4652-ABF4-4BF19657B974}">
+<file path=customXml/itemProps5.xml><?xml version="1.0" encoding="utf-8"?>
+<ds:datastoreItem xmlns:ds="http://schemas.openxmlformats.org/officeDocument/2006/customXml" ds:itemID="{AA746FB5-EEF2-4EB7-81F3-9E92166DF160}">
   <ds:schemaRefs>
-    <ds:schemaRef ds:uri="http://schemas.openxmlformats.org/officeDocument/2006/bibliography"/>
-  </ds:schemaRefs>
-</ds:datastoreItem>
-</file>
-
-<file path=customXml/itemProps5.xml><?xml version="1.0" encoding="utf-8"?>
-<ds:datastoreItem xmlns:ds="http://schemas.openxmlformats.org/officeDocument/2006/customXml" ds:itemID="{D166F14D-557D-424E-9636-D42330ECA826}">
-  <ds:schemaRefs>
-    <ds:schemaRef ds:uri="http://schemas.microsoft.com/office/2006/metadata/properties"/>
-    <ds:schemaRef ds:uri="http://schemas.microsoft.com/office/infopath/2007/PartnerControls"/>
+    <ds:schemaRef ds:uri="http://schemas.microsoft.com/sharepoint/v3/contenttype/forms"/>
   </ds:schemaRefs>
 </ds:datastoreItem>
 </file>
